--- a/docx/Parts/Part5.docx
+++ b/docx/Parts/Part5.docx
@@ -351,7 +351,7 @@
         <w:rPr>
           <w:color w:val="0000FF"/>
         </w:rPr>
-        <w:instrText xml:space="preserve"> REF _Numd19e1088 \h </w:instrText>
+        <w:instrText xml:space="preserve"> REF _Numd19e1083 \h </w:instrText>
       </w:r>
       <w:r>
         <w:fldChar w:fldCharType="separate"/>
@@ -397,7 +397,7 @@
         <w:rPr>
           <w:color w:val="0000FF"/>
         </w:rPr>
-        <w:instrText xml:space="preserve"> REF _Numd19e1344 \h </w:instrText>
+        <w:instrText xml:space="preserve"> REF _Numd19e1339 \h </w:instrText>
       </w:r>
       <w:r>
         <w:fldChar w:fldCharType="separate"/>
@@ -443,7 +443,7 @@
         <w:rPr>
           <w:color w:val="0000FF"/>
         </w:rPr>
-        <w:instrText xml:space="preserve"> REF _Numd19e1357 \h </w:instrText>
+        <w:instrText xml:space="preserve"> REF _Numd19e1352 \h </w:instrText>
       </w:r>
       <w:r>
         <w:fldChar w:fldCharType="separate"/>
@@ -489,7 +489,7 @@
         <w:rPr>
           <w:color w:val="0000FF"/>
         </w:rPr>
-        <w:instrText xml:space="preserve"> REF _Numd19e1471 \h </w:instrText>
+        <w:instrText xml:space="preserve"> REF _Numd19e1466 \h </w:instrText>
       </w:r>
       <w:r>
         <w:fldChar w:fldCharType="separate"/>
@@ -535,7 +535,7 @@
         <w:rPr>
           <w:color w:val="0000FF"/>
         </w:rPr>
-        <w:instrText xml:space="preserve"> REF _Numd19e1693 \h </w:instrText>
+        <w:instrText xml:space="preserve"> REF _Numd19e1688 \h </w:instrText>
       </w:r>
       <w:r>
         <w:fldChar w:fldCharType="separate"/>
@@ -581,7 +581,7 @@
         <w:rPr>
           <w:color w:val="0000FF"/>
         </w:rPr>
-        <w:instrText xml:space="preserve"> REF _Numd19e1819 \h </w:instrText>
+        <w:instrText xml:space="preserve"> REF _Numd19e1814 \h </w:instrText>
       </w:r>
       <w:r>
         <w:fldChar w:fldCharType="separate"/>
@@ -627,7 +627,7 @@
         <w:rPr>
           <w:color w:val="0000FF"/>
         </w:rPr>
-        <w:instrText xml:space="preserve"> REF _Numd19e1853 \h </w:instrText>
+        <w:instrText xml:space="preserve"> REF _Numd19e1848 \h </w:instrText>
       </w:r>
       <w:r>
         <w:fldChar w:fldCharType="separate"/>
@@ -673,7 +673,7 @@
         <w:rPr>
           <w:color w:val="0000FF"/>
         </w:rPr>
-        <w:instrText xml:space="preserve"> REF _Numd19e2080 \h </w:instrText>
+        <w:instrText xml:space="preserve"> REF _Numd19e2070 \h </w:instrText>
       </w:r>
       <w:r>
         <w:fldChar w:fldCharType="separate"/>
@@ -719,7 +719,7 @@
         <w:rPr>
           <w:color w:val="0000FF"/>
         </w:rPr>
-        <w:instrText xml:space="preserve"> REF _Numd19e2156 \h </w:instrText>
+        <w:instrText xml:space="preserve"> REF _Numd19e2141 \h </w:instrText>
       </w:r>
       <w:r>
         <w:fldChar w:fldCharType="separate"/>
@@ -765,7 +765,7 @@
         <w:rPr>
           <w:color w:val="0000FF"/>
         </w:rPr>
-        <w:instrText xml:space="preserve"> REF _Numd19e2615 \h </w:instrText>
+        <w:instrText xml:space="preserve"> REF _Numd19e2600 \h </w:instrText>
       </w:r>
       <w:r>
         <w:fldChar w:fldCharType="separate"/>
@@ -811,7 +811,7 @@
         <w:rPr>
           <w:color w:val="0000FF"/>
         </w:rPr>
-        <w:instrText xml:space="preserve"> REF _Numd19e2628 \h </w:instrText>
+        <w:instrText xml:space="preserve"> REF _Numd19e2613 \h </w:instrText>
       </w:r>
       <w:r>
         <w:fldChar w:fldCharType="separate"/>
@@ -857,7 +857,7 @@
         <w:rPr>
           <w:color w:val="0000FF"/>
         </w:rPr>
-        <w:instrText xml:space="preserve"> REF _Numd19e2868 \h </w:instrText>
+        <w:instrText xml:space="preserve"> REF _Numd19e2853 \h </w:instrText>
       </w:r>
       <w:r>
         <w:fldChar w:fldCharType="separate"/>
@@ -903,7 +903,7 @@
         <w:rPr>
           <w:color w:val="0000FF"/>
         </w:rPr>
-        <w:instrText xml:space="preserve"> REF _Numd19e2890 \h </w:instrText>
+        <w:instrText xml:space="preserve"> REF _Numd19e2875 \h </w:instrText>
       </w:r>
       <w:r>
         <w:fldChar w:fldCharType="separate"/>
@@ -949,7 +949,7 @@
         <w:rPr>
           <w:color w:val="0000FF"/>
         </w:rPr>
-        <w:instrText xml:space="preserve"> REF _Numd19e2985 \h </w:instrText>
+        <w:instrText xml:space="preserve"> REF _Numd19e2965 \h </w:instrText>
       </w:r>
       <w:r>
         <w:fldChar w:fldCharType="separate"/>
@@ -995,7 +995,7 @@
         <w:rPr>
           <w:color w:val="0000FF"/>
         </w:rPr>
-        <w:instrText xml:space="preserve"> REF _Numd19e2998 \h </w:instrText>
+        <w:instrText xml:space="preserve"> REF _Numd19e2978 \h </w:instrText>
       </w:r>
       <w:r>
         <w:fldChar w:fldCharType="separate"/>
@@ -1041,7 +1041,7 @@
         <w:rPr>
           <w:color w:val="0000FF"/>
         </w:rPr>
-        <w:instrText xml:space="preserve"> REF _Numd19e3079 \h </w:instrText>
+        <w:instrText xml:space="preserve"> REF _Numd19e3059 \h </w:instrText>
       </w:r>
       <w:r>
         <w:fldChar w:fldCharType="separate"/>
@@ -1087,7 +1087,7 @@
         <w:rPr>
           <w:color w:val="0000FF"/>
         </w:rPr>
-        <w:instrText xml:space="preserve"> REF _Numd19e3105 \h </w:instrText>
+        <w:instrText xml:space="preserve"> REF _Numd19e3085 \h </w:instrText>
       </w:r>
       <w:r>
         <w:fldChar w:fldCharType="separate"/>
@@ -1133,7 +1133,7 @@
         <w:rPr>
           <w:color w:val="0000FF"/>
         </w:rPr>
-        <w:instrText xml:space="preserve"> REF _Numd19e3124 \h </w:instrText>
+        <w:instrText xml:space="preserve"> REF _Numd19e3104 \h </w:instrText>
       </w:r>
       <w:r>
         <w:fldChar w:fldCharType="separate"/>
@@ -1179,7 +1179,7 @@
         <w:rPr>
           <w:color w:val="0000FF"/>
         </w:rPr>
-        <w:instrText xml:space="preserve"> REF _Numd19e3141 \h </w:instrText>
+        <w:instrText xml:space="preserve"> REF _Numd19e3121 \h </w:instrText>
       </w:r>
       <w:r>
         <w:fldChar w:fldCharType="separate"/>
@@ -1225,7 +1225,7 @@
         <w:rPr>
           <w:color w:val="0000FF"/>
         </w:rPr>
-        <w:instrText xml:space="preserve"> REF _Numd19e3297 \h </w:instrText>
+        <w:instrText xml:space="preserve"> REF _Numd19e3277 \h </w:instrText>
       </w:r>
       <w:r>
         <w:fldChar w:fldCharType="separate"/>
@@ -1271,7 +1271,7 @@
         <w:rPr>
           <w:color w:val="0000FF"/>
         </w:rPr>
-        <w:instrText xml:space="preserve"> REF _Numd19e3316 \h </w:instrText>
+        <w:instrText xml:space="preserve"> REF _Numd19e3296 \h </w:instrText>
       </w:r>
       <w:r>
         <w:fldChar w:fldCharType="separate"/>
@@ -1317,7 +1317,7 @@
         <w:rPr>
           <w:color w:val="0000FF"/>
         </w:rPr>
-        <w:instrText xml:space="preserve"> REF _Numd19e3349 \h </w:instrText>
+        <w:instrText xml:space="preserve"> REF _Numd19e3329 \h </w:instrText>
       </w:r>
       <w:r>
         <w:fldChar w:fldCharType="separate"/>
@@ -1363,7 +1363,7 @@
         <w:rPr>
           <w:color w:val="0000FF"/>
         </w:rPr>
-        <w:instrText xml:space="preserve"> REF _Numd19e3401 \h </w:instrText>
+        <w:instrText xml:space="preserve"> REF _Numd19e3381 \h </w:instrText>
       </w:r>
       <w:r>
         <w:fldChar w:fldCharType="separate"/>
@@ -1409,7 +1409,7 @@
         <w:rPr>
           <w:color w:val="0000FF"/>
         </w:rPr>
-        <w:instrText xml:space="preserve"> REF _Numd19e3414 \h </w:instrText>
+        <w:instrText xml:space="preserve"> REF _Numd19e3394 \h </w:instrText>
       </w:r>
       <w:r>
         <w:fldChar w:fldCharType="separate"/>
@@ -1455,7 +1455,7 @@
         <w:rPr>
           <w:color w:val="0000FF"/>
         </w:rPr>
-        <w:instrText xml:space="preserve"> REF _Numd19e3463 \h </w:instrText>
+        <w:instrText xml:space="preserve"> REF _Numd19e3443 \h </w:instrText>
       </w:r>
       <w:r>
         <w:fldChar w:fldCharType="separate"/>
@@ -1501,7 +1501,7 @@
         <w:rPr>
           <w:color w:val="0000FF"/>
         </w:rPr>
-        <w:instrText xml:space="preserve"> REF _Numd19e3509 \h </w:instrText>
+        <w:instrText xml:space="preserve"> REF _Numd19e3489 \h </w:instrText>
       </w:r>
       <w:r>
         <w:fldChar w:fldCharType="separate"/>
@@ -1547,7 +1547,7 @@
         <w:rPr>
           <w:color w:val="0000FF"/>
         </w:rPr>
-        <w:instrText xml:space="preserve"> REF _Numd19e3593 \h </w:instrText>
+        <w:instrText xml:space="preserve"> REF _Numd19e3573 \h </w:instrText>
       </w:r>
       <w:r>
         <w:fldChar w:fldCharType="separate"/>
@@ -1593,7 +1593,7 @@
         <w:rPr>
           <w:color w:val="0000FF"/>
         </w:rPr>
-        <w:instrText xml:space="preserve"> REF _Numd19e3669 \h </w:instrText>
+        <w:instrText xml:space="preserve"> REF _Numd19e3649 \h </w:instrText>
       </w:r>
       <w:r>
         <w:fldChar w:fldCharType="separate"/>
@@ -1639,7 +1639,7 @@
         <w:rPr>
           <w:color w:val="0000FF"/>
         </w:rPr>
-        <w:instrText xml:space="preserve"> REF _Numd19e3682 \h </w:instrText>
+        <w:instrText xml:space="preserve"> REF _Numd19e3662 \h </w:instrText>
       </w:r>
       <w:r>
         <w:fldChar w:fldCharType="separate"/>
@@ -1685,7 +1685,7 @@
         <w:rPr>
           <w:color w:val="0000FF"/>
         </w:rPr>
-        <w:instrText xml:space="preserve"> REF _Numd19e3743 \h </w:instrText>
+        <w:instrText xml:space="preserve"> REF _Numd19e3723 \h </w:instrText>
       </w:r>
       <w:r>
         <w:fldChar w:fldCharType="separate"/>
@@ -1731,7 +1731,7 @@
         <w:rPr>
           <w:color w:val="0000FF"/>
         </w:rPr>
-        <w:instrText xml:space="preserve"> REF _Numd19e3756 \h </w:instrText>
+        <w:instrText xml:space="preserve"> REF _Numd19e3736 \h </w:instrText>
       </w:r>
       <w:r>
         <w:fldChar w:fldCharType="separate"/>
@@ -1777,7 +1777,7 @@
         <w:rPr>
           <w:color w:val="0000FF"/>
         </w:rPr>
-        <w:instrText xml:space="preserve"> REF _Numd19e3775 \h </w:instrText>
+        <w:instrText xml:space="preserve"> REF _Numd19e3755 \h </w:instrText>
       </w:r>
       <w:r>
         <w:fldChar w:fldCharType="separate"/>
@@ -1823,7 +1823,7 @@
         <w:rPr>
           <w:color w:val="0000FF"/>
         </w:rPr>
-        <w:instrText xml:space="preserve"> REF _Numd19e3801 \h </w:instrText>
+        <w:instrText xml:space="preserve"> REF _Numd19e3781 \h </w:instrText>
       </w:r>
       <w:r>
         <w:fldChar w:fldCharType="separate"/>
@@ -1869,7 +1869,7 @@
         <w:rPr>
           <w:color w:val="0000FF"/>
         </w:rPr>
-        <w:instrText xml:space="preserve"> REF _Numd19e3833 \h </w:instrText>
+        <w:instrText xml:space="preserve"> REF _Numd19e3813 \h </w:instrText>
       </w:r>
       <w:r>
         <w:fldChar w:fldCharType="separate"/>
@@ -1915,7 +1915,7 @@
         <w:rPr>
           <w:color w:val="0000FF"/>
         </w:rPr>
-        <w:instrText xml:space="preserve"> REF _Numd19e3927 \h </w:instrText>
+        <w:instrText xml:space="preserve"> REF _Numd19e3907 \h </w:instrText>
       </w:r>
       <w:r>
         <w:fldChar w:fldCharType="separate"/>
@@ -2249,7 +2249,7 @@
         <w:rPr>
           <w:color w:val="0000FF"/>
         </w:rPr>
-        <w:instrText xml:space="preserve"> REF _Numd19e1357 \h </w:instrText>
+        <w:instrText xml:space="preserve"> REF _Numd19e1352 \h </w:instrText>
       </w:r>
       <w:r>
         <w:fldChar w:fldCharType="separate"/>
@@ -2289,13 +2289,7 @@
         <w:t>(2)</w:t>
       </w:r>
       <w:r>
-        <w:t xml:space="preserve"> For proposed contract actions expected to exceed </w:t>
-      </w:r>
-      <w:r>
-        <w:t>$20,000</w:t>
-      </w:r>
-      <w:r>
-        <w:t xml:space="preserve">, but not expected to exceed $25,000, by displaying in a public place, or by any appropriate electronic means, an unclassified notice of the solicitation or a copy of the solicitation satisfying the requirements of </w:t>
+        <w:t xml:space="preserve"> For proposed contract actions expected to exceed $20,000, but not expected to exceed $25,000, by displaying in a public place, or by any appropriate electronic means, an unclassified notice of the solicitation or a copy of the solicitation satisfying the requirements of </w:t>
       </w:r>
       <w:r>
         <w:rPr>
@@ -2307,7 +2301,7 @@
         <w:rPr>
           <w:color w:val="0000FF"/>
         </w:rPr>
-        <w:instrText xml:space="preserve"> REF _Numd19e2156 \h </w:instrText>
+        <w:instrText xml:space="preserve"> REF _Numd19e2141 \h </w:instrText>
       </w:r>
       <w:r>
         <w:fldChar w:fldCharType="separate"/>
@@ -2340,8 +2334,8 @@
           <w:numId w:val="113"/>
         </w:numPr>
       </w:pPr>
-      <w:bookmarkStart w:id="29" w:name="_Tocd19e963"/>
-      <w:bookmarkStart w:id="28" w:name="_Refd19e963"/>
+      <w:bookmarkStart w:id="29" w:name="_Tocd19e958"/>
+      <w:bookmarkStart w:id="28" w:name="_Refd19e958"/>
       <w:r>
         <w:t/>
       </w:r>
@@ -2361,7 +2355,7 @@
         <w:rPr>
           <w:color w:val="0000FF"/>
         </w:rPr>
-        <w:instrText xml:space="preserve"> REF _Numd19e2156 \h </w:instrText>
+        <w:instrText xml:space="preserve"> REF _Numd19e2141 \h </w:instrText>
       </w:r>
       <w:r>
         <w:fldChar w:fldCharType="separate"/>
@@ -2394,7 +2388,7 @@
         <w:rPr>
           <w:color w:val="0000FF"/>
         </w:rPr>
-        <w:instrText xml:space="preserve"> REF _Numd19e2156 \h </w:instrText>
+        <w:instrText xml:space="preserve"> REF _Numd19e2141 \h </w:instrText>
       </w:r>
       <w:r>
         <w:fldChar w:fldCharType="separate"/>
@@ -2446,7 +2440,7 @@
         <w:rPr>
           <w:color w:val="0000FF"/>
         </w:rPr>
-        <w:instrText xml:space="preserve"> REF _Numd19e1471 \h </w:instrText>
+        <w:instrText xml:space="preserve"> REF _Numd19e1466 \h </w:instrText>
       </w:r>
       <w:r>
         <w:fldChar w:fldCharType="separate"/>
@@ -2521,8 +2515,8 @@
           <w:numId w:val="114"/>
         </w:numPr>
       </w:pPr>
-      <w:bookmarkStart w:id="31" w:name="_Tocd19e1006"/>
-      <w:bookmarkStart w:id="30" w:name="_Refd19e1006"/>
+      <w:bookmarkStart w:id="31" w:name="_Tocd19e1001"/>
+      <w:bookmarkStart w:id="30" w:name="_Refd19e1001"/>
       <w:r>
         <w:t/>
       </w:r>
@@ -2632,8 +2626,8 @@
           <w:numId w:val="115"/>
         </w:numPr>
       </w:pPr>
-      <w:bookmarkStart w:id="33" w:name="_Tocd19e1039"/>
-      <w:bookmarkStart w:id="32" w:name="_Refd19e1039"/>
+      <w:bookmarkStart w:id="33" w:name="_Tocd19e1034"/>
+      <w:bookmarkStart w:id="32" w:name="_Refd19e1034"/>
       <w:r>
         <w:t/>
       </w:r>
@@ -2653,7 +2647,7 @@
         <w:rPr>
           <w:color w:val="0000FF"/>
         </w:rPr>
-        <w:instrText xml:space="preserve"> REF _Numd19e1853 \h </w:instrText>
+        <w:instrText xml:space="preserve"> REF _Numd19e1848 \h </w:instrText>
       </w:r>
       <w:r>
         <w:fldChar w:fldCharType="separate"/>
@@ -2746,7 +2740,7 @@
         <w:rPr>
           <w:color w:val="0000FF"/>
         </w:rPr>
-        <w:instrText xml:space="preserve"> REF _Numd19e3463 \h </w:instrText>
+        <w:instrText xml:space="preserve"> REF _Numd19e3443 \h </w:instrText>
       </w:r>
       <w:r>
         <w:fldChar w:fldCharType="separate"/>
@@ -2781,9 +2775,9 @@
       <w:pPr>
         <w:pStyle w:val="Heading3"/>
       </w:pPr>
-      <w:bookmarkStart w:id="34" w:name="_Numd19e1088"/>
-      <w:bookmarkStart w:id="35" w:name="_Refd19e1088"/>
-      <w:bookmarkStart w:id="36" w:name="_Tocd19e1088"/>
+      <w:bookmarkStart w:id="34" w:name="_Numd19e1083"/>
+      <w:bookmarkStart w:id="35" w:name="_Refd19e1083"/>
+      <w:bookmarkStart w:id="36" w:name="_Tocd19e1083"/>
       <w:r>
         <w:t/>
       </w:r>
@@ -2806,8 +2800,8 @@
           <w:numId w:val="116"/>
         </w:numPr>
       </w:pPr>
-      <w:bookmarkStart w:id="38" w:name="_Tocd19e1097"/>
-      <w:bookmarkStart w:id="37" w:name="_Refd19e1097"/>
+      <w:bookmarkStart w:id="38" w:name="_Tocd19e1092"/>
+      <w:bookmarkStart w:id="37" w:name="_Refd19e1092"/>
       <w:r>
         <w:t/>
       </w:r>
@@ -2827,8 +2821,8 @@
           <w:numId w:val="117"/>
         </w:numPr>
       </w:pPr>
-      <w:bookmarkStart w:id="40" w:name="_Tocd19e1105"/>
-      <w:bookmarkStart w:id="39" w:name="_Refd19e1105"/>
+      <w:bookmarkStart w:id="40" w:name="_Tocd19e1100"/>
+      <w:bookmarkStart w:id="39" w:name="_Refd19e1100"/>
       <w:r>
         <w:t/>
       </w:r>
@@ -2944,8 +2938,8 @@
           <w:numId w:val="118"/>
         </w:numPr>
       </w:pPr>
-      <w:bookmarkStart w:id="42" w:name="_Tocd19e1148"/>
-      <w:bookmarkStart w:id="41" w:name="_Refd19e1148"/>
+      <w:bookmarkStart w:id="42" w:name="_Tocd19e1143"/>
+      <w:bookmarkStart w:id="41" w:name="_Refd19e1143"/>
       <w:r>
         <w:t/>
       </w:r>
@@ -3099,8 +3093,8 @@
           <w:numId w:val="119"/>
         </w:numPr>
       </w:pPr>
-      <w:bookmarkStart w:id="44" w:name="_Tocd19e1209"/>
-      <w:bookmarkStart w:id="43" w:name="_Refd19e1209"/>
+      <w:bookmarkStart w:id="44" w:name="_Tocd19e1204"/>
+      <w:bookmarkStart w:id="43" w:name="_Refd19e1204"/>
       <w:r>
         <w:t/>
       </w:r>
@@ -3138,8 +3132,8 @@
           <w:numId w:val="120"/>
         </w:numPr>
       </w:pPr>
-      <w:bookmarkStart w:id="46" w:name="_Tocd19e1223"/>
-      <w:bookmarkStart w:id="45" w:name="_Refd19e1223"/>
+      <w:bookmarkStart w:id="46" w:name="_Tocd19e1218"/>
+      <w:bookmarkStart w:id="45" w:name="_Refd19e1218"/>
       <w:r>
         <w:t/>
       </w:r>
@@ -3292,8 +3286,8 @@
           <w:numId w:val="121"/>
         </w:numPr>
       </w:pPr>
-      <w:bookmarkStart w:id="48" w:name="_Tocd19e1273"/>
-      <w:bookmarkStart w:id="47" w:name="_Refd19e1273"/>
+      <w:bookmarkStart w:id="48" w:name="_Tocd19e1268"/>
+      <w:bookmarkStart w:id="47" w:name="_Refd19e1268"/>
       <w:r>
         <w:t/>
       </w:r>
@@ -3428,7 +3422,7 @@
         <w:rPr>
           <w:color w:val="0000FF"/>
         </w:rPr>
-        <w:instrText xml:space="preserve"> REF _Numd19e1088 \h </w:instrText>
+        <w:instrText xml:space="preserve"> REF _Numd19e1083 \h </w:instrText>
       </w:r>
       <w:r>
         <w:fldChar w:fldCharType="separate"/>
@@ -3461,7 +3455,7 @@
         <w:rPr>
           <w:color w:val="0000FF"/>
         </w:rPr>
-        <w:instrText xml:space="preserve"> REF _Numd19e1471 \h </w:instrText>
+        <w:instrText xml:space="preserve"> REF _Numd19e1466 \h </w:instrText>
       </w:r>
       <w:r>
         <w:fldChar w:fldCharType="separate"/>
@@ -3492,9 +3486,9 @@
       <w:pPr>
         <w:pStyle w:val="Heading2"/>
       </w:pPr>
-      <w:bookmarkStart w:id="49" w:name="_Numd19e1344"/>
-      <w:bookmarkStart w:id="50" w:name="_Refd19e1344"/>
-      <w:bookmarkStart w:id="51" w:name="_Tocd19e1344"/>
+      <w:bookmarkStart w:id="49" w:name="_Numd19e1339"/>
+      <w:bookmarkStart w:id="50" w:name="_Refd19e1339"/>
+      <w:bookmarkStart w:id="51" w:name="_Tocd19e1339"/>
       <w:r>
         <w:t/>
       </w:r>
@@ -3513,9 +3507,9 @@
       <w:pPr>
         <w:pStyle w:val="Heading3"/>
       </w:pPr>
-      <w:bookmarkStart w:id="52" w:name="_Numd19e1357"/>
-      <w:bookmarkStart w:id="53" w:name="_Refd19e1357"/>
-      <w:bookmarkStart w:id="54" w:name="_Tocd19e1357"/>
+      <w:bookmarkStart w:id="52" w:name="_Numd19e1352"/>
+      <w:bookmarkStart w:id="53" w:name="_Refd19e1352"/>
+      <w:bookmarkStart w:id="54" w:name="_Tocd19e1352"/>
       <w:r>
         <w:t/>
       </w:r>
@@ -3538,8 +3532,8 @@
           <w:numId w:val="122"/>
         </w:numPr>
       </w:pPr>
-      <w:bookmarkStart w:id="56" w:name="_Tocd19e1366"/>
-      <w:bookmarkStart w:id="55" w:name="_Refd19e1366"/>
+      <w:bookmarkStart w:id="56" w:name="_Tocd19e1361"/>
+      <w:bookmarkStart w:id="55" w:name="_Refd19e1361"/>
       <w:r>
         <w:t/>
       </w:r>
@@ -3600,8 +3594,8 @@
           <w:numId w:val="123"/>
         </w:numPr>
       </w:pPr>
-      <w:bookmarkStart w:id="58" w:name="_Tocd19e1389"/>
-      <w:bookmarkStart w:id="57" w:name="_Refd19e1389"/>
+      <w:bookmarkStart w:id="58" w:name="_Tocd19e1384"/>
+      <w:bookmarkStart w:id="57" w:name="_Refd19e1384"/>
       <w:r>
         <w:t/>
       </w:r>
@@ -3621,7 +3615,7 @@
         <w:rPr>
           <w:color w:val="0000FF"/>
         </w:rPr>
-        <w:instrText xml:space="preserve"> REF _Numd19e1471 \h </w:instrText>
+        <w:instrText xml:space="preserve"> REF _Numd19e1466 \h </w:instrText>
       </w:r>
       <w:r>
         <w:fldChar w:fldCharType="separate"/>
@@ -3654,7 +3648,7 @@
         <w:rPr>
           <w:color w:val="0000FF"/>
         </w:rPr>
-        <w:instrText xml:space="preserve"> REF _Numd19e1853 \h </w:instrText>
+        <w:instrText xml:space="preserve"> REF _Numd19e1848 \h </w:instrText>
       </w:r>
       <w:r>
         <w:fldChar w:fldCharType="separate"/>
@@ -3687,8 +3681,8 @@
           <w:numId w:val="124"/>
         </w:numPr>
       </w:pPr>
-      <w:bookmarkStart w:id="60" w:name="_Tocd19e1405"/>
-      <w:bookmarkStart w:id="59" w:name="_Refd19e1405"/>
+      <w:bookmarkStart w:id="60" w:name="_Tocd19e1400"/>
+      <w:bookmarkStart w:id="59" w:name="_Refd19e1400"/>
       <w:r>
         <w:t/>
       </w:r>
@@ -3882,9 +3876,9 @@
       <w:pPr>
         <w:pStyle w:val="Heading3"/>
       </w:pPr>
-      <w:bookmarkStart w:id="61" w:name="_Numd19e1471"/>
-      <w:bookmarkStart w:id="62" w:name="_Refd19e1471"/>
-      <w:bookmarkStart w:id="63" w:name="_Tocd19e1471"/>
+      <w:bookmarkStart w:id="61" w:name="_Numd19e1466"/>
+      <w:bookmarkStart w:id="62" w:name="_Refd19e1466"/>
+      <w:bookmarkStart w:id="63" w:name="_Tocd19e1466"/>
       <w:r>
         <w:t/>
       </w:r>
@@ -3915,7 +3909,7 @@
         <w:rPr>
           <w:color w:val="0000FF"/>
         </w:rPr>
-        <w:instrText xml:space="preserve"> REF _Numd19e1357 \h </w:instrText>
+        <w:instrText xml:space="preserve"> REF _Numd19e1352 \h </w:instrText>
       </w:r>
       <w:r>
         <w:fldChar w:fldCharType="separate"/>
@@ -3948,8 +3942,8 @@
           <w:numId w:val="125"/>
         </w:numPr>
       </w:pPr>
-      <w:bookmarkStart w:id="65" w:name="_Tocd19e1486"/>
-      <w:bookmarkStart w:id="64" w:name="_Refd19e1486"/>
+      <w:bookmarkStart w:id="65" w:name="_Tocd19e1481"/>
+      <w:bookmarkStart w:id="64" w:name="_Refd19e1481"/>
       <w:r>
         <w:t/>
       </w:r>
@@ -3969,8 +3963,8 @@
           <w:numId w:val="126"/>
         </w:numPr>
       </w:pPr>
-      <w:bookmarkStart w:id="67" w:name="_Tocd19e1494"/>
-      <w:bookmarkStart w:id="66" w:name="_Refd19e1494"/>
+      <w:bookmarkStart w:id="67" w:name="_Tocd19e1489"/>
+      <w:bookmarkStart w:id="66" w:name="_Refd19e1489"/>
       <w:r>
         <w:t/>
       </w:r>
@@ -4027,7 +4021,7 @@
         <w:rPr>
           <w:color w:val="0000FF"/>
         </w:rPr>
-        <w:instrText xml:space="preserve"> REF _Numd19e1693 \h </w:instrText>
+        <w:instrText xml:space="preserve"> REF _Numd19e1688 \h </w:instrText>
       </w:r>
       <w:r>
         <w:fldChar w:fldCharType="separate"/>
@@ -4098,7 +4092,7 @@
         <w:rPr>
           <w:color w:val="0000FF"/>
         </w:rPr>
-        <w:instrText xml:space="preserve"> REF _Numd19e1853 \h </w:instrText>
+        <w:instrText xml:space="preserve"> REF _Numd19e1848 \h </w:instrText>
       </w:r>
       <w:r>
         <w:fldChar w:fldCharType="separate"/>
@@ -4234,7 +4228,7 @@
         <w:rPr>
           <w:color w:val="0000FF"/>
         </w:rPr>
-        <w:instrText xml:space="preserve"> REF _Numd19e2156 \h </w:instrText>
+        <w:instrText xml:space="preserve"> REF _Numd19e2141 \h </w:instrText>
       </w:r>
       <w:r>
         <w:fldChar w:fldCharType="separate"/>
@@ -4360,7 +4354,7 @@
         <w:rPr>
           <w:color w:val="0000FF"/>
         </w:rPr>
-        <w:instrText xml:space="preserve"> REF _Numd19e2156 \h </w:instrText>
+        <w:instrText xml:space="preserve"> REF _Numd19e2141 \h </w:instrText>
       </w:r>
       <w:r>
         <w:fldChar w:fldCharType="separate"/>
@@ -4440,8 +4434,8 @@
           <w:numId w:val="127"/>
         </w:numPr>
       </w:pPr>
-      <w:bookmarkStart w:id="69" w:name="_Tocd19e1643"/>
-      <w:bookmarkStart w:id="68" w:name="_Refd19e1643"/>
+      <w:bookmarkStart w:id="69" w:name="_Tocd19e1638"/>
+      <w:bookmarkStart w:id="68" w:name="_Refd19e1638"/>
       <w:r>
         <w:t/>
       </w:r>
@@ -4548,9 +4542,9 @@
       <w:pPr>
         <w:pStyle w:val="Heading3"/>
       </w:pPr>
-      <w:bookmarkStart w:id="70" w:name="_Numd19e1693"/>
-      <w:bookmarkStart w:id="71" w:name="_Refd19e1693"/>
-      <w:bookmarkStart w:id="72" w:name="_Tocd19e1693"/>
+      <w:bookmarkStart w:id="70" w:name="_Numd19e1688"/>
+      <w:bookmarkStart w:id="71" w:name="_Refd19e1688"/>
+      <w:bookmarkStart w:id="72" w:name="_Tocd19e1688"/>
       <w:r>
         <w:t/>
       </w:r>
@@ -4581,7 +4575,7 @@
         <w:rPr>
           <w:color w:val="0000FF"/>
         </w:rPr>
-        <w:instrText xml:space="preserve"> REF _Numd19e1357 \h </w:instrText>
+        <w:instrText xml:space="preserve"> REF _Numd19e1352 \h </w:instrText>
       </w:r>
       <w:r>
         <w:fldChar w:fldCharType="separate"/>
@@ -4614,8 +4608,8 @@
           <w:numId w:val="128"/>
         </w:numPr>
       </w:pPr>
-      <w:bookmarkStart w:id="74" w:name="_Tocd19e1708"/>
-      <w:bookmarkStart w:id="73" w:name="_Refd19e1708"/>
+      <w:bookmarkStart w:id="74" w:name="_Tocd19e1703"/>
+      <w:bookmarkStart w:id="73" w:name="_Refd19e1703"/>
       <w:r>
         <w:t/>
       </w:r>
@@ -4635,7 +4629,7 @@
         <w:rPr>
           <w:color w:val="0000FF"/>
         </w:rPr>
-        <w:instrText xml:space="preserve"> REF _Numd19e1357 \h </w:instrText>
+        <w:instrText xml:space="preserve"> REF _Numd19e1352 \h </w:instrText>
       </w:r>
       <w:r>
         <w:fldChar w:fldCharType="separate"/>
@@ -4677,8 +4671,8 @@
           <w:numId w:val="129"/>
         </w:numPr>
       </w:pPr>
-      <w:bookmarkStart w:id="76" w:name="_Tocd19e1724"/>
-      <w:bookmarkStart w:id="75" w:name="_Refd19e1724"/>
+      <w:bookmarkStart w:id="76" w:name="_Tocd19e1719"/>
+      <w:bookmarkStart w:id="75" w:name="_Refd19e1719"/>
       <w:r>
         <w:t/>
       </w:r>
@@ -4766,7 +4760,7 @@
         <w:rPr>
           <w:color w:val="0000FF"/>
         </w:rPr>
-        <w:instrText xml:space="preserve"> REF _Numd19e1693 \h </w:instrText>
+        <w:instrText xml:space="preserve"> REF _Numd19e1688 \h </w:instrText>
       </w:r>
       <w:r>
         <w:fldChar w:fldCharType="separate"/>
@@ -4837,7 +4831,7 @@
         <w:rPr>
           <w:color w:val="0000FF"/>
         </w:rPr>
-        <w:instrText xml:space="preserve"> REF _Numd19e1357 \h </w:instrText>
+        <w:instrText xml:space="preserve"> REF _Numd19e1352 \h </w:instrText>
       </w:r>
       <w:r>
         <w:fldChar w:fldCharType="separate"/>
@@ -4908,7 +4902,7 @@
         <w:rPr>
           <w:color w:val="0000FF"/>
         </w:rPr>
-        <w:instrText xml:space="preserve"> REF _Numd19e1471 \h </w:instrText>
+        <w:instrText xml:space="preserve"> REF _Numd19e1466 \h </w:instrText>
       </w:r>
       <w:r>
         <w:fldChar w:fldCharType="separate"/>
@@ -4967,9 +4961,9 @@
       <w:pPr>
         <w:pStyle w:val="Heading3"/>
       </w:pPr>
-      <w:bookmarkStart w:id="77" w:name="_Numd19e1819"/>
-      <w:bookmarkStart w:id="78" w:name="_Refd19e1819"/>
-      <w:bookmarkStart w:id="79" w:name="_Tocd19e1819"/>
+      <w:bookmarkStart w:id="77" w:name="_Numd19e1814"/>
+      <w:bookmarkStart w:id="78" w:name="_Refd19e1814"/>
+      <w:bookmarkStart w:id="79" w:name="_Tocd19e1814"/>
       <w:r>
         <w:t/>
       </w:r>
@@ -5018,7 +5012,7 @@
         <w:rPr>
           <w:color w:val="0000FF"/>
         </w:rPr>
-        <w:instrText xml:space="preserve"> REF _Numd19e1357 \h </w:instrText>
+        <w:instrText xml:space="preserve"> REF _Numd19e1352 \h </w:instrText>
       </w:r>
       <w:r>
         <w:fldChar w:fldCharType="separate"/>
@@ -5051,7 +5045,7 @@
         <w:rPr>
           <w:color w:val="0000FF"/>
         </w:rPr>
-        <w:instrText xml:space="preserve"> REF _Numd19e1693 \h </w:instrText>
+        <w:instrText xml:space="preserve"> REF _Numd19e1688 \h </w:instrText>
       </w:r>
       <w:r>
         <w:fldChar w:fldCharType="separate"/>
@@ -5080,9 +5074,9 @@
       <w:pPr>
         <w:pStyle w:val="Heading3"/>
       </w:pPr>
-      <w:bookmarkStart w:id="80" w:name="_Numd19e1853"/>
-      <w:bookmarkStart w:id="81" w:name="_Refd19e1853"/>
-      <w:bookmarkStart w:id="82" w:name="_Tocd19e1853"/>
+      <w:bookmarkStart w:id="80" w:name="_Numd19e1848"/>
+      <w:bookmarkStart w:id="81" w:name="_Refd19e1848"/>
+      <w:bookmarkStart w:id="82" w:name="_Tocd19e1848"/>
       <w:r>
         <w:t/>
       </w:r>
@@ -5105,8 +5099,8 @@
           <w:numId w:val="130"/>
         </w:numPr>
       </w:pPr>
-      <w:bookmarkStart w:id="84" w:name="_Tocd19e1862"/>
-      <w:bookmarkStart w:id="83" w:name="_Refd19e1862"/>
+      <w:bookmarkStart w:id="84" w:name="_Tocd19e1857"/>
+      <w:bookmarkStart w:id="83" w:name="_Refd19e1857"/>
       <w:r>
         <w:t/>
       </w:r>
@@ -5135,7 +5129,7 @@
         <w:rPr>
           <w:color w:val="0000FF"/>
         </w:rPr>
-        <w:instrText xml:space="preserve"> REF _Numd19e1357 \h </w:instrText>
+        <w:instrText xml:space="preserve"> REF _Numd19e1352 \h </w:instrText>
       </w:r>
       <w:r>
         <w:fldChar w:fldCharType="separate"/>
@@ -5168,7 +5162,7 @@
         <w:rPr>
           <w:color w:val="0000FF"/>
         </w:rPr>
-        <w:instrText xml:space="preserve"> REF _Numd19e1471 \h </w:instrText>
+        <w:instrText xml:space="preserve"> REF _Numd19e1466 \h </w:instrText>
       </w:r>
       <w:r>
         <w:fldChar w:fldCharType="separate"/>
@@ -5303,8 +5297,8 @@
           <w:numId w:val="131"/>
         </w:numPr>
       </w:pPr>
-      <w:bookmarkStart w:id="86" w:name="_Tocd19e1918"/>
-      <w:bookmarkStart w:id="85" w:name="_Refd19e1918"/>
+      <w:bookmarkStart w:id="86" w:name="_Tocd19e1913"/>
+      <w:bookmarkStart w:id="85" w:name="_Refd19e1913"/>
       <w:r>
         <w:t/>
       </w:r>
@@ -5324,7 +5318,7 @@
         <w:rPr>
           <w:color w:val="0000FF"/>
         </w:rPr>
-        <w:instrText xml:space="preserve"> REF _Numd19e1471 \h </w:instrText>
+        <w:instrText xml:space="preserve"> REF _Numd19e1466 \h </w:instrText>
       </w:r>
       <w:r>
         <w:fldChar w:fldCharType="separate"/>
@@ -5364,13 +5358,7 @@
         <w:t>(2)</w:t>
       </w:r>
       <w:r>
-        <w:t xml:space="preserve"> When the total fee is expected to exceed </w:t>
-      </w:r>
-      <w:r>
-        <w:t>$20,000</w:t>
-      </w:r>
-      <w:r>
-        <w:t xml:space="preserve"> but not exceed $25,000, the contracting officer must comply with </w:t>
+        <w:t xml:space="preserve"> When the total fee is expected to exceed $20,000 but not exceed $25,000, the contracting officer must comply with </w:t>
       </w:r>
       <w:r>
         <w:rPr>
@@ -5469,8 +5457,8 @@
           <w:numId w:val="132"/>
         </w:numPr>
       </w:pPr>
-      <w:bookmarkStart w:id="88" w:name="_Tocd19e1958"/>
-      <w:bookmarkStart w:id="87" w:name="_Refd19e1958"/>
+      <w:bookmarkStart w:id="88" w:name="_Tocd19e1948"/>
+      <w:bookmarkStart w:id="87" w:name="_Refd19e1948"/>
       <w:r>
         <w:t/>
       </w:r>
@@ -5557,8 +5545,8 @@
           <w:numId w:val="133"/>
         </w:numPr>
       </w:pPr>
-      <w:bookmarkStart w:id="90" w:name="_Tocd19e1993"/>
-      <w:bookmarkStart w:id="89" w:name="_Refd19e1993"/>
+      <w:bookmarkStart w:id="90" w:name="_Tocd19e1983"/>
+      <w:bookmarkStart w:id="89" w:name="_Refd19e1983"/>
       <w:r>
         <w:t/>
       </w:r>
@@ -5756,9 +5744,9 @@
       <w:pPr>
         <w:pStyle w:val="Heading3"/>
       </w:pPr>
-      <w:bookmarkStart w:id="91" w:name="_Numd19e2080"/>
-      <w:bookmarkStart w:id="92" w:name="_Refd19e2080"/>
-      <w:bookmarkStart w:id="93" w:name="_Tocd19e2080"/>
+      <w:bookmarkStart w:id="91" w:name="_Numd19e2070"/>
+      <w:bookmarkStart w:id="92" w:name="_Refd19e2070"/>
+      <w:bookmarkStart w:id="93" w:name="_Tocd19e2070"/>
       <w:r>
         <w:t/>
       </w:r>
@@ -5781,8 +5769,8 @@
           <w:numId w:val="135"/>
         </w:numPr>
       </w:pPr>
-      <w:bookmarkStart w:id="95" w:name="_Tocd19e2089"/>
-      <w:bookmarkStart w:id="94" w:name="_Refd19e2089"/>
+      <w:bookmarkStart w:id="95" w:name="_Tocd19e2079"/>
+      <w:bookmarkStart w:id="94" w:name="_Refd19e2079"/>
       <w:r>
         <w:t/>
       </w:r>
@@ -5802,8 +5790,8 @@
           <w:numId w:val="136"/>
         </w:numPr>
       </w:pPr>
-      <w:bookmarkStart w:id="97" w:name="_Tocd19e2097"/>
-      <w:bookmarkStart w:id="96" w:name="_Refd19e2097"/>
+      <w:bookmarkStart w:id="97" w:name="_Tocd19e2087"/>
+      <w:bookmarkStart w:id="96" w:name="_Refd19e2087"/>
       <w:r>
         <w:t/>
       </w:r>
@@ -5830,13 +5818,7 @@
         <w:t>(2)</w:t>
       </w:r>
       <w:r>
-        <w:t xml:space="preserve"> A subcontractor or supplier, at any tier, under a contract exceeding the simplified acquisition threshold, that has a subcontracting opportunity exceeding </w:t>
-      </w:r>
-      <w:r>
-        <w:t>$20,000</w:t>
-      </w:r>
-      <w:r>
-        <w:t>.</w:t>
+        <w:t xml:space="preserve"> A subcontractor or supplier, at any tier, under a contract exceeding the simplified acquisition threshold, that has a subcontracting opportunity exceeding $20,000.</w:t>
       </w:r>
       <w:bookmarkEnd w:id="96"/>
       <w:bookmarkEnd w:id="97"/>
@@ -5869,8 +5851,8 @@
           <w:numId w:val="137"/>
         </w:numPr>
       </w:pPr>
-      <w:bookmarkStart w:id="99" w:name="_Tocd19e2125"/>
-      <w:bookmarkStart w:id="98" w:name="_Refd19e2125"/>
+      <w:bookmarkStart w:id="99" w:name="_Tocd19e2110"/>
+      <w:bookmarkStart w:id="98" w:name="_Refd19e2110"/>
       <w:r>
         <w:t/>
       </w:r>
@@ -5928,9 +5910,9 @@
       <w:pPr>
         <w:pStyle w:val="Heading3"/>
       </w:pPr>
-      <w:bookmarkStart w:id="100" w:name="_Numd19e2156"/>
-      <w:bookmarkStart w:id="101" w:name="_Refd19e2156"/>
-      <w:bookmarkStart w:id="102" w:name="_Tocd19e2156"/>
+      <w:bookmarkStart w:id="100" w:name="_Numd19e2141"/>
+      <w:bookmarkStart w:id="101" w:name="_Refd19e2141"/>
+      <w:bookmarkStart w:id="102" w:name="_Tocd19e2141"/>
       <w:r>
         <w:t/>
       </w:r>
@@ -5953,8 +5935,8 @@
           <w:numId w:val="138"/>
         </w:numPr>
       </w:pPr>
-      <w:bookmarkStart w:id="104" w:name="_Tocd19e2165"/>
-      <w:bookmarkStart w:id="103" w:name="_Refd19e2165"/>
+      <w:bookmarkStart w:id="104" w:name="_Tocd19e2150"/>
+      <w:bookmarkStart w:id="103" w:name="_Refd19e2150"/>
       <w:r>
         <w:t/>
       </w:r>
@@ -5983,8 +5965,8 @@
           <w:numId w:val="139"/>
         </w:numPr>
       </w:pPr>
-      <w:bookmarkStart w:id="106" w:name="_Tocd19e2176"/>
-      <w:bookmarkStart w:id="105" w:name="_Refd19e2176"/>
+      <w:bookmarkStart w:id="106" w:name="_Tocd19e2161"/>
+      <w:bookmarkStart w:id="105" w:name="_Refd19e2161"/>
       <w:r>
         <w:t/>
       </w:r>
@@ -6396,8 +6378,8 @@
           <w:numId w:val="140"/>
         </w:numPr>
       </w:pPr>
-      <w:bookmarkStart w:id="108" w:name="_Tocd19e2331"/>
-      <w:bookmarkStart w:id="107" w:name="_Refd19e2331"/>
+      <w:bookmarkStart w:id="108" w:name="_Tocd19e2316"/>
+      <w:bookmarkStart w:id="107" w:name="_Refd19e2316"/>
       <w:r>
         <w:t/>
       </w:r>
@@ -6653,8 +6635,8 @@
           <w:numId w:val="141"/>
         </w:numPr>
       </w:pPr>
-      <w:bookmarkStart w:id="110" w:name="_Tocd19e2430"/>
-      <w:bookmarkStart w:id="109" w:name="_Refd19e2430"/>
+      <w:bookmarkStart w:id="110" w:name="_Tocd19e2415"/>
+      <w:bookmarkStart w:id="109" w:name="_Refd19e2415"/>
       <w:r>
         <w:t/>
       </w:r>
@@ -6742,8 +6724,8 @@
           <w:numId w:val="142"/>
         </w:numPr>
       </w:pPr>
-      <w:bookmarkStart w:id="112" w:name="_Tocd19e2463"/>
-      <w:bookmarkStart w:id="111" w:name="_Refd19e2463"/>
+      <w:bookmarkStart w:id="112" w:name="_Tocd19e2448"/>
+      <w:bookmarkStart w:id="111" w:name="_Refd19e2448"/>
       <w:r>
         <w:t/>
       </w:r>
@@ -6877,8 +6859,8 @@
           <w:numId w:val="143"/>
         </w:numPr>
       </w:pPr>
-      <w:bookmarkStart w:id="114" w:name="_Tocd19e2516"/>
-      <w:bookmarkStart w:id="113" w:name="_Refd19e2516"/>
+      <w:bookmarkStart w:id="114" w:name="_Tocd19e2501"/>
+      <w:bookmarkStart w:id="113" w:name="_Refd19e2501"/>
       <w:r>
         <w:t/>
       </w:r>
@@ -7109,9 +7091,9 @@
       <w:pPr>
         <w:pStyle w:val="Heading2"/>
       </w:pPr>
-      <w:bookmarkStart w:id="115" w:name="_Numd19e2615"/>
-      <w:bookmarkStart w:id="116" w:name="_Refd19e2615"/>
-      <w:bookmarkStart w:id="117" w:name="_Tocd19e2615"/>
+      <w:bookmarkStart w:id="115" w:name="_Numd19e2600"/>
+      <w:bookmarkStart w:id="116" w:name="_Refd19e2600"/>
+      <w:bookmarkStart w:id="117" w:name="_Tocd19e2600"/>
       <w:r>
         <w:t/>
       </w:r>
@@ -7130,9 +7112,9 @@
       <w:pPr>
         <w:pStyle w:val="Heading3"/>
       </w:pPr>
-      <w:bookmarkStart w:id="118" w:name="_Numd19e2628"/>
-      <w:bookmarkStart w:id="119" w:name="_Refd19e2628"/>
-      <w:bookmarkStart w:id="120" w:name="_Tocd19e2628"/>
+      <w:bookmarkStart w:id="118" w:name="_Numd19e2613"/>
+      <w:bookmarkStart w:id="119" w:name="_Refd19e2613"/>
+      <w:bookmarkStart w:id="120" w:name="_Tocd19e2613"/>
       <w:r>
         <w:t/>
       </w:r>
@@ -7155,8 +7137,8 @@
           <w:numId w:val="144"/>
         </w:numPr>
       </w:pPr>
-      <w:bookmarkStart w:id="122" w:name="_Tocd19e2637"/>
-      <w:bookmarkStart w:id="121" w:name="_Refd19e2637"/>
+      <w:bookmarkStart w:id="122" w:name="_Tocd19e2622"/>
+      <w:bookmarkStart w:id="121" w:name="_Refd19e2622"/>
       <w:r>
         <w:t/>
       </w:r>
@@ -7209,8 +7191,8 @@
           <w:numId w:val="145"/>
         </w:numPr>
       </w:pPr>
-      <w:bookmarkStart w:id="124" w:name="_Tocd19e2649"/>
-      <w:bookmarkStart w:id="123" w:name="_Refd19e2649"/>
+      <w:bookmarkStart w:id="124" w:name="_Tocd19e2634"/>
+      <w:bookmarkStart w:id="123" w:name="_Refd19e2634"/>
       <w:r>
         <w:t/>
       </w:r>
@@ -7230,8 +7212,8 @@
           <w:numId w:val="146"/>
         </w:numPr>
       </w:pPr>
-      <w:bookmarkStart w:id="126" w:name="_Tocd19e2657"/>
-      <w:bookmarkStart w:id="125" w:name="_Refd19e2657"/>
+      <w:bookmarkStart w:id="126" w:name="_Tocd19e2642"/>
+      <w:bookmarkStart w:id="125" w:name="_Refd19e2642"/>
       <w:r>
         <w:t/>
       </w:r>
@@ -7300,8 +7282,8 @@
           <w:numId w:val="147"/>
         </w:numPr>
       </w:pPr>
-      <w:bookmarkStart w:id="128" w:name="_Tocd19e2684"/>
-      <w:bookmarkStart w:id="127" w:name="_Refd19e2684"/>
+      <w:bookmarkStart w:id="128" w:name="_Tocd19e2669"/>
+      <w:bookmarkStart w:id="127" w:name="_Refd19e2669"/>
       <w:r>
         <w:t/>
       </w:r>
@@ -7400,8 +7382,8 @@
           <w:numId w:val="148"/>
         </w:numPr>
       </w:pPr>
-      <w:bookmarkStart w:id="130" w:name="_Tocd19e2723"/>
-      <w:bookmarkStart w:id="129" w:name="_Refd19e2723"/>
+      <w:bookmarkStart w:id="130" w:name="_Tocd19e2708"/>
+      <w:bookmarkStart w:id="129" w:name="_Refd19e2708"/>
       <w:r>
         <w:t/>
       </w:r>
@@ -7534,8 +7516,8 @@
           <w:numId w:val="149"/>
         </w:numPr>
       </w:pPr>
-      <w:bookmarkStart w:id="132" w:name="_Tocd19e2775"/>
-      <w:bookmarkStart w:id="131" w:name="_Refd19e2775"/>
+      <w:bookmarkStart w:id="132" w:name="_Tocd19e2760"/>
+      <w:bookmarkStart w:id="131" w:name="_Refd19e2760"/>
       <w:r>
         <w:t/>
       </w:r>
@@ -7663,8 +7645,8 @@
           <w:numId w:val="150"/>
         </w:numPr>
       </w:pPr>
-      <w:bookmarkStart w:id="134" w:name="_Tocd19e2824"/>
-      <w:bookmarkStart w:id="133" w:name="_Refd19e2824"/>
+      <w:bookmarkStart w:id="134" w:name="_Tocd19e2809"/>
+      <w:bookmarkStart w:id="133" w:name="_Refd19e2809"/>
       <w:r>
         <w:t/>
       </w:r>
@@ -7749,9 +7731,9 @@
       <w:pPr>
         <w:pStyle w:val="Heading3"/>
       </w:pPr>
-      <w:bookmarkStart w:id="135" w:name="_Numd19e2868"/>
-      <w:bookmarkStart w:id="136" w:name="_Refd19e2868"/>
-      <w:bookmarkStart w:id="137" w:name="_Tocd19e2868"/>
+      <w:bookmarkStart w:id="135" w:name="_Numd19e2853"/>
+      <w:bookmarkStart w:id="136" w:name="_Refd19e2853"/>
+      <w:bookmarkStart w:id="137" w:name="_Tocd19e2853"/>
       <w:r>
         <w:t/>
       </w:r>
@@ -7782,7 +7764,7 @@
         <w:rPr>
           <w:color w:val="0000FF"/>
         </w:rPr>
-        <w:instrText xml:space="preserve"> REF _Numd19e2156 \h </w:instrText>
+        <w:instrText xml:space="preserve"> REF _Numd19e2141 \h </w:instrText>
       </w:r>
       <w:r>
         <w:fldChar w:fldCharType="separate"/>
@@ -7811,9 +7793,9 @@
       <w:pPr>
         <w:pStyle w:val="Heading3"/>
       </w:pPr>
-      <w:bookmarkStart w:id="138" w:name="_Numd19e2890"/>
-      <w:bookmarkStart w:id="139" w:name="_Refd19e2890"/>
-      <w:bookmarkStart w:id="140" w:name="_Tocd19e2890"/>
+      <w:bookmarkStart w:id="138" w:name="_Numd19e2875"/>
+      <w:bookmarkStart w:id="139" w:name="_Refd19e2875"/>
+      <w:bookmarkStart w:id="140" w:name="_Tocd19e2875"/>
       <w:r>
         <w:t/>
       </w:r>
@@ -7836,8 +7818,8 @@
           <w:numId w:val="151"/>
         </w:numPr>
       </w:pPr>
-      <w:bookmarkStart w:id="142" w:name="_Tocd19e2899"/>
-      <w:bookmarkStart w:id="141" w:name="_Refd19e2899"/>
+      <w:bookmarkStart w:id="142" w:name="_Tocd19e2884"/>
+      <w:bookmarkStart w:id="141" w:name="_Refd19e2884"/>
       <w:r>
         <w:t/>
       </w:r>
@@ -7854,13 +7836,7 @@
         <w:t>Public announcement</w:t>
       </w:r>
       <w:r>
-        <w:t xml:space="preserve">. Contracting officers shall make information available on awards over </w:t>
-      </w:r>
-      <w:r>
-        <w:t>$5.5 million</w:t>
-      </w:r>
-      <w:r>
-        <w:t xml:space="preserve"> (unless another dollar amount is specified in agency acquisition regulations) in sufficient time for the agency concerned to announce it by 5 p.m. Washington, DC, time on the day of award. Agencies shall not release information on awards before the public release time of 5 p.m. Washington, DC time. Contracts excluded from this reporting requirement include-</w:t>
+        <w:t>. Contracting officers shall make information available on awards over $5.5 million (unless another dollar amount is specified in agency acquisition regulations) in sufficient time for the agency concerned to announce it by 5 p.m. Washington, DC, time on the day of award. Agencies shall not release information on awards before the public release time of 5 p.m. Washington, DC time. Contracts excluded from this reporting requirement include-</w:t>
       </w:r>
     </w:p>
     <w:p xmlns:tce="http://www.TCE.com">
@@ -7872,8 +7848,8 @@
           <w:numId w:val="152"/>
         </w:numPr>
       </w:pPr>
-      <w:bookmarkStart w:id="144" w:name="_Tocd19e2915"/>
-      <w:bookmarkStart w:id="143" w:name="_Refd19e2915"/>
+      <w:bookmarkStart w:id="144" w:name="_Tocd19e2895"/>
+      <w:bookmarkStart w:id="143" w:name="_Refd19e2895"/>
       <w:r>
         <w:t/>
       </w:r>
@@ -7931,7 +7907,7 @@
         <w:rPr>
           <w:color w:val="0000FF"/>
         </w:rPr>
-        <w:instrText xml:space="preserve"> REF _Numd19e1471 \h </w:instrText>
+        <w:instrText xml:space="preserve"> REF _Numd19e1466 \h </w:instrText>
       </w:r>
       <w:r>
         <w:fldChar w:fldCharType="separate"/>
@@ -7994,8 +7970,8 @@
           <w:numId w:val="153"/>
         </w:numPr>
       </w:pPr>
-      <w:bookmarkStart w:id="146" w:name="_Tocd19e2952"/>
-      <w:bookmarkStart w:id="145" w:name="_Refd19e2952"/>
+      <w:bookmarkStart w:id="146" w:name="_Tocd19e2932"/>
+      <w:bookmarkStart w:id="145" w:name="_Refd19e2932"/>
       <w:r>
         <w:t/>
       </w:r>
@@ -8052,9 +8028,9 @@
       <w:pPr>
         <w:pStyle w:val="Heading2"/>
       </w:pPr>
-      <w:bookmarkStart w:id="147" w:name="_Numd19e2985"/>
-      <w:bookmarkStart w:id="148" w:name="_Refd19e2985"/>
-      <w:bookmarkStart w:id="149" w:name="_Tocd19e2985"/>
+      <w:bookmarkStart w:id="147" w:name="_Numd19e2965"/>
+      <w:bookmarkStart w:id="148" w:name="_Refd19e2965"/>
+      <w:bookmarkStart w:id="149" w:name="_Tocd19e2965"/>
       <w:r>
         <w:t/>
       </w:r>
@@ -8073,9 +8049,9 @@
       <w:pPr>
         <w:pStyle w:val="Heading3"/>
       </w:pPr>
-      <w:bookmarkStart w:id="150" w:name="_Numd19e2998"/>
-      <w:bookmarkStart w:id="151" w:name="_Refd19e2998"/>
-      <w:bookmarkStart w:id="152" w:name="_Tocd19e2998"/>
+      <w:bookmarkStart w:id="150" w:name="_Numd19e2978"/>
+      <w:bookmarkStart w:id="151" w:name="_Refd19e2978"/>
+      <w:bookmarkStart w:id="152" w:name="_Tocd19e2978"/>
       <w:r>
         <w:t/>
       </w:r>
@@ -8098,8 +8074,8 @@
           <w:numId w:val="154"/>
         </w:numPr>
       </w:pPr>
-      <w:bookmarkStart w:id="154" w:name="_Tocd19e3007"/>
-      <w:bookmarkStart w:id="153" w:name="_Refd19e3007"/>
+      <w:bookmarkStart w:id="154" w:name="_Tocd19e2987"/>
+      <w:bookmarkStart w:id="153" w:name="_Refd19e2987"/>
       <w:r>
         <w:t/>
       </w:r>
@@ -8138,8 +8114,8 @@
           <w:numId w:val="155"/>
         </w:numPr>
       </w:pPr>
-      <w:bookmarkStart w:id="156" w:name="_Tocd19e3022"/>
-      <w:bookmarkStart w:id="155" w:name="_Refd19e3022"/>
+      <w:bookmarkStart w:id="156" w:name="_Tocd19e3002"/>
+      <w:bookmarkStart w:id="155" w:name="_Refd19e3002"/>
       <w:r>
         <w:t/>
       </w:r>
@@ -8262,9 +8238,9 @@
       <w:pPr>
         <w:pStyle w:val="Heading3"/>
       </w:pPr>
-      <w:bookmarkStart w:id="157" w:name="_Numd19e3079"/>
-      <w:bookmarkStart w:id="158" w:name="_Refd19e3079"/>
-      <w:bookmarkStart w:id="159" w:name="_Tocd19e3079"/>
+      <w:bookmarkStart w:id="157" w:name="_Numd19e3059"/>
+      <w:bookmarkStart w:id="158" w:name="_Refd19e3059"/>
+      <w:bookmarkStart w:id="159" w:name="_Tocd19e3059"/>
       <w:r>
         <w:t/>
       </w:r>
@@ -8309,9 +8285,9 @@
       <w:pPr>
         <w:pStyle w:val="Heading3"/>
       </w:pPr>
-      <w:bookmarkStart w:id="160" w:name="_Numd19e3105"/>
-      <w:bookmarkStart w:id="161" w:name="_Refd19e3105"/>
-      <w:bookmarkStart w:id="162" w:name="_Tocd19e3105"/>
+      <w:bookmarkStart w:id="160" w:name="_Numd19e3085"/>
+      <w:bookmarkStart w:id="161" w:name="_Refd19e3085"/>
+      <w:bookmarkStart w:id="162" w:name="_Tocd19e3085"/>
       <w:r>
         <w:t/>
       </w:r>
@@ -8338,9 +8314,9 @@
       <w:pPr>
         <w:pStyle w:val="Heading3"/>
       </w:pPr>
-      <w:bookmarkStart w:id="163" w:name="_Numd19e3124"/>
-      <w:bookmarkStart w:id="164" w:name="_Refd19e3124"/>
-      <w:bookmarkStart w:id="165" w:name="_Tocd19e3124"/>
+      <w:bookmarkStart w:id="163" w:name="_Numd19e3104"/>
+      <w:bookmarkStart w:id="164" w:name="_Refd19e3104"/>
+      <w:bookmarkStart w:id="165" w:name="_Tocd19e3104"/>
       <w:r>
         <w:t/>
       </w:r>
@@ -8367,9 +8343,9 @@
       <w:pPr>
         <w:pStyle w:val="Heading4"/>
       </w:pPr>
-      <w:bookmarkStart w:id="166" w:name="_Numd19e3141"/>
-      <w:bookmarkStart w:id="167" w:name="_Refd19e3141"/>
-      <w:bookmarkStart w:id="168" w:name="_Tocd19e3141"/>
+      <w:bookmarkStart w:id="166" w:name="_Numd19e3121"/>
+      <w:bookmarkStart w:id="167" w:name="_Refd19e3121"/>
+      <w:bookmarkStart w:id="168" w:name="_Tocd19e3121"/>
       <w:r>
         <w:t/>
       </w:r>
@@ -8392,8 +8368,8 @@
           <w:numId w:val="156"/>
         </w:numPr>
       </w:pPr>
-      <w:bookmarkStart w:id="170" w:name="_Tocd19e3150"/>
-      <w:bookmarkStart w:id="169" w:name="_Refd19e3150"/>
+      <w:bookmarkStart w:id="170" w:name="_Tocd19e3130"/>
+      <w:bookmarkStart w:id="169" w:name="_Refd19e3130"/>
       <w:r>
         <w:t/>
       </w:r>
@@ -8422,8 +8398,8 @@
           <w:numId w:val="157"/>
         </w:numPr>
       </w:pPr>
-      <w:bookmarkStart w:id="172" w:name="_Tocd19e3161"/>
-      <w:bookmarkStart w:id="171" w:name="_Refd19e3161"/>
+      <w:bookmarkStart w:id="172" w:name="_Tocd19e3141"/>
+      <w:bookmarkStart w:id="171" w:name="_Refd19e3141"/>
       <w:r>
         <w:t/>
       </w:r>
@@ -8520,8 +8496,8 @@
           <w:numId w:val="158"/>
         </w:numPr>
       </w:pPr>
-      <w:bookmarkStart w:id="174" w:name="_Tocd19e3197"/>
-      <w:bookmarkStart w:id="173" w:name="_Refd19e3197"/>
+      <w:bookmarkStart w:id="174" w:name="_Tocd19e3177"/>
+      <w:bookmarkStart w:id="173" w:name="_Refd19e3177"/>
       <w:r>
         <w:t/>
       </w:r>
@@ -8579,8 +8555,8 @@
           <w:numId w:val="159"/>
         </w:numPr>
       </w:pPr>
-      <w:bookmarkStart w:id="176" w:name="_Tocd19e3219"/>
-      <w:bookmarkStart w:id="175" w:name="_Refd19e3219"/>
+      <w:bookmarkStart w:id="176" w:name="_Tocd19e3199"/>
+      <w:bookmarkStart w:id="175" w:name="_Refd19e3199"/>
       <w:r>
         <w:t/>
       </w:r>
@@ -8697,8 +8673,8 @@
           <w:numId w:val="160"/>
         </w:numPr>
       </w:pPr>
-      <w:bookmarkStart w:id="178" w:name="_Tocd19e3264"/>
-      <w:bookmarkStart w:id="177" w:name="_Refd19e3264"/>
+      <w:bookmarkStart w:id="178" w:name="_Tocd19e3244"/>
+      <w:bookmarkStart w:id="177" w:name="_Refd19e3244"/>
       <w:r>
         <w:t/>
       </w:r>
@@ -8758,9 +8734,9 @@
       <w:pPr>
         <w:pStyle w:val="Heading4"/>
       </w:pPr>
-      <w:bookmarkStart w:id="179" w:name="_Numd19e3297"/>
-      <w:bookmarkStart w:id="180" w:name="_Refd19e3297"/>
-      <w:bookmarkStart w:id="181" w:name="_Tocd19e3297"/>
+      <w:bookmarkStart w:id="179" w:name="_Numd19e3277"/>
+      <w:bookmarkStart w:id="180" w:name="_Refd19e3277"/>
+      <w:bookmarkStart w:id="181" w:name="_Tocd19e3277"/>
       <w:r>
         <w:t/>
       </w:r>
@@ -8787,9 +8763,9 @@
       <w:pPr>
         <w:pStyle w:val="Heading3"/>
       </w:pPr>
-      <w:bookmarkStart w:id="182" w:name="_Numd19e3316"/>
-      <w:bookmarkStart w:id="183" w:name="_Refd19e3316"/>
-      <w:bookmarkStart w:id="184" w:name="_Tocd19e3316"/>
+      <w:bookmarkStart w:id="182" w:name="_Numd19e3296"/>
+      <w:bookmarkStart w:id="183" w:name="_Refd19e3296"/>
+      <w:bookmarkStart w:id="184" w:name="_Tocd19e3296"/>
       <w:r>
         <w:t/>
       </w:r>
@@ -8812,8 +8788,8 @@
           <w:numId w:val="161"/>
         </w:numPr>
       </w:pPr>
-      <w:bookmarkStart w:id="186" w:name="_Tocd19e3325"/>
-      <w:bookmarkStart w:id="185" w:name="_Refd19e3325"/>
+      <w:bookmarkStart w:id="186" w:name="_Tocd19e3305"/>
+      <w:bookmarkStart w:id="185" w:name="_Refd19e3305"/>
       <w:r>
         <w:t/>
       </w:r>
@@ -8850,9 +8826,9 @@
       <w:pPr>
         <w:pStyle w:val="Heading3"/>
       </w:pPr>
-      <w:bookmarkStart w:id="187" w:name="_Numd19e3349"/>
-      <w:bookmarkStart w:id="188" w:name="_Refd19e3349"/>
-      <w:bookmarkStart w:id="189" w:name="_Tocd19e3349"/>
+      <w:bookmarkStart w:id="187" w:name="_Numd19e3329"/>
+      <w:bookmarkStart w:id="188" w:name="_Refd19e3329"/>
+      <w:bookmarkStart w:id="189" w:name="_Tocd19e3329"/>
       <w:r>
         <w:t/>
       </w:r>
@@ -8875,8 +8851,8 @@
           <w:numId w:val="162"/>
         </w:numPr>
       </w:pPr>
-      <w:bookmarkStart w:id="191" w:name="_Tocd19e3358"/>
-      <w:bookmarkStart w:id="190" w:name="_Refd19e3358"/>
+      <w:bookmarkStart w:id="191" w:name="_Tocd19e3338"/>
+      <w:bookmarkStart w:id="190" w:name="_Refd19e3338"/>
       <w:r>
         <w:t/>
       </w:r>
@@ -8959,9 +8935,9 @@
       <w:pPr>
         <w:pStyle w:val="Heading2"/>
       </w:pPr>
-      <w:bookmarkStart w:id="192" w:name="_Numd19e3401"/>
-      <w:bookmarkStart w:id="193" w:name="_Refd19e3401"/>
-      <w:bookmarkStart w:id="194" w:name="_Tocd19e3401"/>
+      <w:bookmarkStart w:id="192" w:name="_Numd19e3381"/>
+      <w:bookmarkStart w:id="193" w:name="_Refd19e3381"/>
+      <w:bookmarkStart w:id="194" w:name="_Tocd19e3381"/>
       <w:r>
         <w:t/>
       </w:r>
@@ -8980,9 +8956,9 @@
       <w:pPr>
         <w:pStyle w:val="Heading3"/>
       </w:pPr>
-      <w:bookmarkStart w:id="195" w:name="_Numd19e3414"/>
-      <w:bookmarkStart w:id="196" w:name="_Refd19e3414"/>
-      <w:bookmarkStart w:id="197" w:name="_Tocd19e3414"/>
+      <w:bookmarkStart w:id="195" w:name="_Numd19e3394"/>
+      <w:bookmarkStart w:id="196" w:name="_Refd19e3394"/>
+      <w:bookmarkStart w:id="197" w:name="_Tocd19e3394"/>
       <w:r>
         <w:t/>
       </w:r>
@@ -9047,10 +9023,10 @@
           <w:numId w:val="164"/>
         </w:numPr>
       </w:pPr>
-      <w:bookmarkStart w:id="201" w:name="_Tocd19e3438"/>
-      <w:bookmarkStart w:id="200" w:name="_Refd19e3438"/>
-      <w:bookmarkStart w:id="199" w:name="_Tocd19e3435"/>
-      <w:bookmarkStart w:id="198" w:name="_Refd19e3435"/>
+      <w:bookmarkStart w:id="201" w:name="_Tocd19e3418"/>
+      <w:bookmarkStart w:id="200" w:name="_Refd19e3418"/>
+      <w:bookmarkStart w:id="199" w:name="_Tocd19e3415"/>
+      <w:bookmarkStart w:id="198" w:name="_Refd19e3415"/>
       <w:r>
         <w:t/>
       </w:r>
@@ -9089,9 +9065,9 @@
       <w:pPr>
         <w:pStyle w:val="Heading3"/>
       </w:pPr>
-      <w:bookmarkStart w:id="202" w:name="_Numd19e3463"/>
-      <w:bookmarkStart w:id="203" w:name="_Refd19e3463"/>
-      <w:bookmarkStart w:id="204" w:name="_Tocd19e3463"/>
+      <w:bookmarkStart w:id="202" w:name="_Numd19e3443"/>
+      <w:bookmarkStart w:id="203" w:name="_Refd19e3443"/>
+      <w:bookmarkStart w:id="204" w:name="_Tocd19e3443"/>
       <w:r>
         <w:t/>
       </w:r>
@@ -9114,8 +9090,8 @@
           <w:numId w:val="165"/>
         </w:numPr>
       </w:pPr>
-      <w:bookmarkStart w:id="206" w:name="_Tocd19e3472"/>
-      <w:bookmarkStart w:id="205" w:name="_Refd19e3472"/>
+      <w:bookmarkStart w:id="206" w:name="_Tocd19e3452"/>
+      <w:bookmarkStart w:id="205" w:name="_Refd19e3452"/>
       <w:r>
         <w:t/>
       </w:r>
@@ -9192,9 +9168,9 @@
       <w:pPr>
         <w:pStyle w:val="Heading3"/>
       </w:pPr>
-      <w:bookmarkStart w:id="207" w:name="_Numd19e3509"/>
-      <w:bookmarkStart w:id="208" w:name="_Refd19e3509"/>
-      <w:bookmarkStart w:id="209" w:name="_Tocd19e3509"/>
+      <w:bookmarkStart w:id="207" w:name="_Numd19e3489"/>
+      <w:bookmarkStart w:id="208" w:name="_Refd19e3489"/>
+      <w:bookmarkStart w:id="209" w:name="_Tocd19e3489"/>
       <w:r>
         <w:t/>
       </w:r>
@@ -9217,8 +9193,8 @@
           <w:numId w:val="166"/>
         </w:numPr>
       </w:pPr>
-      <w:bookmarkStart w:id="211" w:name="_Tocd19e3518"/>
-      <w:bookmarkStart w:id="210" w:name="_Refd19e3518"/>
+      <w:bookmarkStart w:id="211" w:name="_Tocd19e3498"/>
+      <w:bookmarkStart w:id="210" w:name="_Refd19e3498"/>
       <w:r>
         <w:t/>
       </w:r>
@@ -9238,8 +9214,8 @@
           <w:numId w:val="167"/>
         </w:numPr>
       </w:pPr>
-      <w:bookmarkStart w:id="213" w:name="_Tocd19e3526"/>
-      <w:bookmarkStart w:id="212" w:name="_Refd19e3526"/>
+      <w:bookmarkStart w:id="213" w:name="_Tocd19e3506"/>
+      <w:bookmarkStart w:id="212" w:name="_Refd19e3506"/>
       <w:r>
         <w:t/>
       </w:r>
@@ -9386,7 +9362,7 @@
         <w:rPr>
           <w:color w:val="0000FF"/>
         </w:rPr>
-        <w:instrText xml:space="preserve"> REF _Numd19e3463 \h </w:instrText>
+        <w:instrText xml:space="preserve"> REF _Numd19e3443 \h </w:instrText>
       </w:r>
       <w:r>
         <w:fldChar w:fldCharType="separate"/>
@@ -9417,9 +9393,9 @@
       <w:pPr>
         <w:pStyle w:val="Heading3"/>
       </w:pPr>
-      <w:bookmarkStart w:id="214" w:name="_Numd19e3593"/>
-      <w:bookmarkStart w:id="215" w:name="_Refd19e3593"/>
-      <w:bookmarkStart w:id="216" w:name="_Tocd19e3593"/>
+      <w:bookmarkStart w:id="214" w:name="_Numd19e3573"/>
+      <w:bookmarkStart w:id="215" w:name="_Refd19e3573"/>
+      <w:bookmarkStart w:id="216" w:name="_Tocd19e3573"/>
       <w:r>
         <w:t/>
       </w:r>
@@ -9442,8 +9418,8 @@
           <w:numId w:val="168"/>
         </w:numPr>
       </w:pPr>
-      <w:bookmarkStart w:id="218" w:name="_Tocd19e3602"/>
-      <w:bookmarkStart w:id="217" w:name="_Refd19e3602"/>
+      <w:bookmarkStart w:id="218" w:name="_Tocd19e3582"/>
+      <w:bookmarkStart w:id="217" w:name="_Refd19e3582"/>
       <w:r>
         <w:t/>
       </w:r>
@@ -9528,8 +9504,8 @@
           <w:numId w:val="169"/>
         </w:numPr>
       </w:pPr>
-      <w:bookmarkStart w:id="220" w:name="_Tocd19e3633"/>
-      <w:bookmarkStart w:id="219" w:name="_Refd19e3633"/>
+      <w:bookmarkStart w:id="220" w:name="_Tocd19e3613"/>
+      <w:bookmarkStart w:id="219" w:name="_Refd19e3613"/>
       <w:r>
         <w:t/>
       </w:r>
@@ -9596,9 +9572,9 @@
       <w:pPr>
         <w:pStyle w:val="Heading2"/>
       </w:pPr>
-      <w:bookmarkStart w:id="221" w:name="_Numd19e3669"/>
-      <w:bookmarkStart w:id="222" w:name="_Refd19e3669"/>
-      <w:bookmarkStart w:id="223" w:name="_Tocd19e3669"/>
+      <w:bookmarkStart w:id="221" w:name="_Numd19e3649"/>
+      <w:bookmarkStart w:id="222" w:name="_Refd19e3649"/>
+      <w:bookmarkStart w:id="223" w:name="_Tocd19e3649"/>
       <w:r>
         <w:t/>
       </w:r>
@@ -9617,9 +9593,9 @@
       <w:pPr>
         <w:pStyle w:val="Heading3"/>
       </w:pPr>
-      <w:bookmarkStart w:id="224" w:name="_Numd19e3682"/>
-      <w:bookmarkStart w:id="225" w:name="_Refd19e3682"/>
-      <w:bookmarkStart w:id="226" w:name="_Tocd19e3682"/>
+      <w:bookmarkStart w:id="224" w:name="_Numd19e3662"/>
+      <w:bookmarkStart w:id="225" w:name="_Refd19e3662"/>
+      <w:bookmarkStart w:id="226" w:name="_Tocd19e3662"/>
       <w:r>
         <w:t/>
       </w:r>
@@ -9642,8 +9618,8 @@
           <w:numId w:val="170"/>
         </w:numPr>
       </w:pPr>
-      <w:bookmarkStart w:id="228" w:name="_Tocd19e3691"/>
-      <w:bookmarkStart w:id="227" w:name="_Refd19e3691"/>
+      <w:bookmarkStart w:id="228" w:name="_Tocd19e3671"/>
+      <w:bookmarkStart w:id="227" w:name="_Refd19e3671"/>
       <w:r>
         <w:t/>
       </w:r>
@@ -9693,8 +9669,8 @@
           <w:numId w:val="171"/>
         </w:numPr>
       </w:pPr>
-      <w:bookmarkStart w:id="230" w:name="_Tocd19e3710"/>
-      <w:bookmarkStart w:id="229" w:name="_Refd19e3710"/>
+      <w:bookmarkStart w:id="230" w:name="_Tocd19e3690"/>
+      <w:bookmarkStart w:id="229" w:name="_Refd19e3690"/>
       <w:r>
         <w:t/>
       </w:r>
@@ -9755,9 +9731,9 @@
       <w:pPr>
         <w:pStyle w:val="Heading2"/>
       </w:pPr>
-      <w:bookmarkStart w:id="231" w:name="_Numd19e3743"/>
-      <w:bookmarkStart w:id="232" w:name="_Refd19e3743"/>
-      <w:bookmarkStart w:id="233" w:name="_Tocd19e3743"/>
+      <w:bookmarkStart w:id="231" w:name="_Numd19e3723"/>
+      <w:bookmarkStart w:id="232" w:name="_Refd19e3723"/>
+      <w:bookmarkStart w:id="233" w:name="_Tocd19e3723"/>
       <w:r>
         <w:t/>
       </w:r>
@@ -9776,9 +9752,9 @@
       <w:pPr>
         <w:pStyle w:val="Heading3"/>
       </w:pPr>
-      <w:bookmarkStart w:id="234" w:name="_Numd19e3756"/>
-      <w:bookmarkStart w:id="235" w:name="_Refd19e3756"/>
-      <w:bookmarkStart w:id="236" w:name="_Tocd19e3756"/>
+      <w:bookmarkStart w:id="234" w:name="_Numd19e3736"/>
+      <w:bookmarkStart w:id="235" w:name="_Refd19e3736"/>
+      <w:bookmarkStart w:id="236" w:name="_Tocd19e3736"/>
       <w:r>
         <w:t/>
       </w:r>
@@ -9805,9 +9781,9 @@
       <w:pPr>
         <w:pStyle w:val="Heading3"/>
       </w:pPr>
-      <w:bookmarkStart w:id="237" w:name="_Numd19e3775"/>
-      <w:bookmarkStart w:id="238" w:name="_Refd19e3775"/>
-      <w:bookmarkStart w:id="239" w:name="_Tocd19e3775"/>
+      <w:bookmarkStart w:id="237" w:name="_Numd19e3755"/>
+      <w:bookmarkStart w:id="238" w:name="_Refd19e3755"/>
+      <w:bookmarkStart w:id="239" w:name="_Tocd19e3755"/>
       <w:r>
         <w:t/>
       </w:r>
@@ -9838,7 +9814,7 @@
         <w:rPr>
           <w:color w:val="0000FF"/>
         </w:rPr>
-        <w:instrText xml:space="preserve"> REF _Numd19e1344 \h </w:instrText>
+        <w:instrText xml:space="preserve"> REF _Numd19e1339 \h </w:instrText>
       </w:r>
       <w:r>
         <w:fldChar w:fldCharType="separate"/>
@@ -9871,7 +9847,7 @@
         <w:rPr>
           <w:color w:val="0000FF"/>
         </w:rPr>
-        <w:instrText xml:space="preserve"> REF _Numd19e2615 \h </w:instrText>
+        <w:instrText xml:space="preserve"> REF _Numd19e2600 \h </w:instrText>
       </w:r>
       <w:r>
         <w:fldChar w:fldCharType="separate"/>
@@ -9900,9 +9876,9 @@
       <w:pPr>
         <w:pStyle w:val="Heading3"/>
       </w:pPr>
-      <w:bookmarkStart w:id="240" w:name="_Numd19e3801"/>
-      <w:bookmarkStart w:id="241" w:name="_Refd19e3801"/>
-      <w:bookmarkStart w:id="242" w:name="_Tocd19e3801"/>
+      <w:bookmarkStart w:id="240" w:name="_Numd19e3781"/>
+      <w:bookmarkStart w:id="241" w:name="_Refd19e3781"/>
+      <w:bookmarkStart w:id="242" w:name="_Tocd19e3781"/>
       <w:r>
         <w:t/>
       </w:r>
@@ -9964,9 +9940,9 @@
       <w:pPr>
         <w:pStyle w:val="Heading3"/>
       </w:pPr>
-      <w:bookmarkStart w:id="243" w:name="_Numd19e3833"/>
-      <w:bookmarkStart w:id="244" w:name="_Refd19e3833"/>
-      <w:bookmarkStart w:id="245" w:name="_Tocd19e3833"/>
+      <w:bookmarkStart w:id="243" w:name="_Numd19e3813"/>
+      <w:bookmarkStart w:id="244" w:name="_Refd19e3813"/>
+      <w:bookmarkStart w:id="245" w:name="_Tocd19e3813"/>
       <w:r>
         <w:t/>
       </w:r>
@@ -9989,8 +9965,8 @@
           <w:numId w:val="172"/>
         </w:numPr>
       </w:pPr>
-      <w:bookmarkStart w:id="247" w:name="_Tocd19e3842"/>
-      <w:bookmarkStart w:id="246" w:name="_Refd19e3842"/>
+      <w:bookmarkStart w:id="247" w:name="_Tocd19e3822"/>
+      <w:bookmarkStart w:id="246" w:name="_Refd19e3822"/>
       <w:r>
         <w:t/>
       </w:r>
@@ -10010,8 +9986,8 @@
           <w:numId w:val="173"/>
         </w:numPr>
       </w:pPr>
-      <w:bookmarkStart w:id="249" w:name="_Tocd19e3850"/>
-      <w:bookmarkStart w:id="248" w:name="_Refd19e3850"/>
+      <w:bookmarkStart w:id="249" w:name="_Tocd19e3830"/>
+      <w:bookmarkStart w:id="248" w:name="_Refd19e3830"/>
       <w:r>
         <w:t/>
       </w:r>
@@ -10031,7 +10007,7 @@
         <w:rPr>
           <w:color w:val="0000FF"/>
         </w:rPr>
-        <w:instrText xml:space="preserve"> REF _Numd19e1357 \h </w:instrText>
+        <w:instrText xml:space="preserve"> REF _Numd19e1352 \h </w:instrText>
       </w:r>
       <w:r>
         <w:fldChar w:fldCharType="separate"/>
@@ -10083,7 +10059,7 @@
         <w:rPr>
           <w:color w:val="0000FF"/>
         </w:rPr>
-        <w:instrText xml:space="preserve"> REF _Numd19e3927 \h </w:instrText>
+        <w:instrText xml:space="preserve"> REF _Numd19e3907 \h </w:instrText>
       </w:r>
       <w:r>
         <w:fldChar w:fldCharType="separate"/>
@@ -10116,7 +10092,7 @@
         <w:rPr>
           <w:color w:val="0000FF"/>
         </w:rPr>
-        <w:instrText xml:space="preserve"> REF _Numd19e1693 \h </w:instrText>
+        <w:instrText xml:space="preserve"> REF _Numd19e1688 \h </w:instrText>
       </w:r>
       <w:r>
         <w:fldChar w:fldCharType="separate"/>
@@ -10190,8 +10166,8 @@
           <w:numId w:val="174"/>
         </w:numPr>
       </w:pPr>
-      <w:bookmarkStart w:id="251" w:name="_Tocd19e3892"/>
-      <w:bookmarkStart w:id="250" w:name="_Refd19e3892"/>
+      <w:bookmarkStart w:id="251" w:name="_Tocd19e3872"/>
+      <w:bookmarkStart w:id="250" w:name="_Refd19e3872"/>
       <w:r>
         <w:t/>
       </w:r>
@@ -10251,7 +10227,7 @@
         <w:rPr>
           <w:color w:val="0000FF"/>
         </w:rPr>
-        <w:instrText xml:space="preserve"> REF _Numd19e2156 \h </w:instrText>
+        <w:instrText xml:space="preserve"> REF _Numd19e2141 \h </w:instrText>
       </w:r>
       <w:r>
         <w:fldChar w:fldCharType="separate"/>
@@ -10282,9 +10258,9 @@
       <w:pPr>
         <w:pStyle w:val="Heading3"/>
       </w:pPr>
-      <w:bookmarkStart w:id="252" w:name="_Numd19e3927"/>
-      <w:bookmarkStart w:id="253" w:name="_Refd19e3927"/>
-      <w:bookmarkStart w:id="254" w:name="_Tocd19e3927"/>
+      <w:bookmarkStart w:id="252" w:name="_Numd19e3907"/>
+      <w:bookmarkStart w:id="253" w:name="_Refd19e3907"/>
+      <w:bookmarkStart w:id="254" w:name="_Tocd19e3907"/>
       <w:r>
         <w:t/>
       </w:r>
@@ -10315,7 +10291,7 @@
         <w:rPr>
           <w:color w:val="0000FF"/>
         </w:rPr>
-        <w:instrText xml:space="preserve"> REF _Numd19e2628 \h </w:instrText>
+        <w:instrText xml:space="preserve"> REF _Numd19e2613 \h </w:instrText>
       </w:r>
       <w:r>
         <w:fldChar w:fldCharType="separate"/>
@@ -10348,7 +10324,7 @@
         <w:rPr>
           <w:color w:val="0000FF"/>
         </w:rPr>
-        <w:instrText xml:space="preserve"> REF _Numd19e2628 \h </w:instrText>
+        <w:instrText xml:space="preserve"> REF _Numd19e2613 \h </w:instrText>
       </w:r>
       <w:r>
         <w:fldChar w:fldCharType="separate"/>
@@ -10381,8 +10357,8 @@
           <w:numId w:val="175"/>
         </w:numPr>
       </w:pPr>
-      <w:bookmarkStart w:id="256" w:name="_Tocd19e3946"/>
-      <w:bookmarkStart w:id="255" w:name="_Refd19e3946"/>
+      <w:bookmarkStart w:id="256" w:name="_Tocd19e3926"/>
+      <w:bookmarkStart w:id="255" w:name="_Refd19e3926"/>
       <w:r>
         <w:t/>
       </w:r>
@@ -10402,8 +10378,8 @@
           <w:numId w:val="176"/>
         </w:numPr>
       </w:pPr>
-      <w:bookmarkStart w:id="258" w:name="_Tocd19e3954"/>
-      <w:bookmarkStart w:id="257" w:name="_Refd19e3954"/>
+      <w:bookmarkStart w:id="258" w:name="_Tocd19e3934"/>
+      <w:bookmarkStart w:id="257" w:name="_Refd19e3934"/>
       <w:r>
         <w:t/>
       </w:r>
@@ -10423,8 +10399,8 @@
           <w:numId w:val="177"/>
         </w:numPr>
       </w:pPr>
-      <w:bookmarkStart w:id="260" w:name="_Tocd19e3962"/>
-      <w:bookmarkStart w:id="259" w:name="_Refd19e3962"/>
+      <w:bookmarkStart w:id="260" w:name="_Tocd19e3942"/>
+      <w:bookmarkStart w:id="259" w:name="_Refd19e3942"/>
       <w:r>
         <w:t/>
       </w:r>
@@ -10533,8 +10509,8 @@
           <w:numId w:val="178"/>
         </w:numPr>
       </w:pPr>
-      <w:bookmarkStart w:id="262" w:name="_Tocd19e4003"/>
-      <w:bookmarkStart w:id="261" w:name="_Refd19e4003"/>
+      <w:bookmarkStart w:id="262" w:name="_Tocd19e3983"/>
+      <w:bookmarkStart w:id="261" w:name="_Refd19e3983"/>
       <w:r>
         <w:t/>
       </w:r>
@@ -10594,7 +10570,7 @@
         <w:rPr>
           <w:color w:val="0000FF"/>
         </w:rPr>
-        <w:instrText xml:space="preserve"> REF _Numd19e2156 \h </w:instrText>
+        <w:instrText xml:space="preserve"> REF _Numd19e2141 \h </w:instrText>
       </w:r>
       <w:r>
         <w:fldChar w:fldCharType="separate"/>
@@ -11225,7 +11201,7 @@
         <w:rPr>
           <w:noProof/>
         </w:rPr>
-        <w:t>5302.101   Definitions</w:t>
+        <w:t>Heading 3</w:t>
       </w:r>
     </w:fldSimple>
   </w:p>
@@ -20486,7 +20462,7 @@
   <w:style w:type="paragraph" w:default="1" w:styleId="Normal">
     <w:name w:val="Normal"/>
     <w:qFormat/>
-    <w:rsid w:val="00792F9E"/>
+    <w:rsid w:val="0035396F"/>
     <w:rPr>
       <w:rFonts w:ascii="Times New Roman" w:hAnsi="Times New Roman"/>
     </w:rPr>
@@ -20603,67 +20579,42 @@
   </w:style>
   <w:style w:type="paragraph" w:styleId="Heading6">
     <w:name w:val="heading 6"/>
-    <w:basedOn w:val="Normal"/>
+    <w:basedOn w:val="Heading4"/>
     <w:next w:val="BodyText"/>
     <w:link w:val="Heading6Char"/>
     <w:uiPriority w:val="9"/>
     <w:unhideWhenUsed/>
     <w:qFormat/>
-    <w:rsid w:val="00D068E1"/>
+    <w:rsid w:val="002D4362"/>
     <w:pPr>
-      <w:keepNext/>
-      <w:keepLines/>
-      <w:spacing w:before="40"/>
       <w:outlineLvl w:val="5"/>
     </w:pPr>
-    <w:rPr>
-      <w:rFonts w:eastAsiaTheme="majorEastAsia" w:cstheme="majorBidi"/>
-      <w:color w:val="1F3763" w:themeColor="accent1" w:themeShade="7F"/>
-    </w:rPr>
   </w:style>
   <w:style w:type="paragraph" w:styleId="Heading7">
     <w:name w:val="heading 7"/>
-    <w:basedOn w:val="Normal"/>
+    <w:basedOn w:val="Heading6"/>
     <w:next w:val="BodyText"/>
     <w:link w:val="Heading7Char"/>
     <w:uiPriority w:val="9"/>
     <w:unhideWhenUsed/>
     <w:qFormat/>
-    <w:rsid w:val="005043CB"/>
+    <w:rsid w:val="002D4362"/>
     <w:pPr>
-      <w:keepNext/>
-      <w:keepLines/>
-      <w:spacing w:before="40"/>
       <w:outlineLvl w:val="6"/>
     </w:pPr>
-    <w:rPr>
-      <w:rFonts w:asciiTheme="majorHAnsi" w:eastAsiaTheme="majorEastAsia" w:hAnsiTheme="majorHAnsi" w:cstheme="majorBidi"/>
-      <w:i/>
-      <w:iCs/>
-      <w:color w:val="1F3763" w:themeColor="accent1" w:themeShade="7F"/>
-    </w:rPr>
   </w:style>
   <w:style w:type="paragraph" w:styleId="Heading8">
     <w:name w:val="heading 8"/>
-    <w:basedOn w:val="Normal"/>
+    <w:basedOn w:val="Heading7"/>
     <w:next w:val="BodyText"/>
     <w:link w:val="Heading8Char"/>
     <w:uiPriority w:val="9"/>
     <w:unhideWhenUsed/>
     <w:qFormat/>
-    <w:rsid w:val="005043CB"/>
+    <w:rsid w:val="002D4362"/>
     <w:pPr>
-      <w:keepNext/>
-      <w:keepLines/>
-      <w:spacing w:before="40"/>
       <w:outlineLvl w:val="7"/>
     </w:pPr>
-    <w:rPr>
-      <w:rFonts w:asciiTheme="majorHAnsi" w:eastAsiaTheme="majorEastAsia" w:hAnsiTheme="majorHAnsi" w:cstheme="majorBidi"/>
-      <w:color w:val="272727" w:themeColor="text1" w:themeTint="D8"/>
-      <w:sz w:val="21"/>
-      <w:szCs w:val="21"/>
-    </w:rPr>
   </w:style>
   <w:style w:type="paragraph" w:styleId="Heading9">
     <w:name w:val="heading 9"/>
@@ -20914,10 +20865,11 @@
     <w:basedOn w:val="DefaultParagraphFont"/>
     <w:link w:val="Heading6"/>
     <w:uiPriority w:val="9"/>
-    <w:rsid w:val="00D068E1"/>
+    <w:rsid w:val="002D4362"/>
     <w:rPr>
       <w:rFonts w:ascii="Times New Roman" w:eastAsiaTheme="majorEastAsia" w:hAnsi="Times New Roman" w:cstheme="majorBidi"/>
-      <w:color w:val="1F3763" w:themeColor="accent1" w:themeShade="7F"/>
+      <w:b/>
+      <w:iCs/>
     </w:rPr>
   </w:style>
   <w:style w:type="character" w:customStyle="1" w:styleId="Heading7Char">
@@ -20925,12 +20877,11 @@
     <w:basedOn w:val="DefaultParagraphFont"/>
     <w:link w:val="Heading7"/>
     <w:uiPriority w:val="9"/>
-    <w:rsid w:val="005043CB"/>
+    <w:rsid w:val="002D4362"/>
     <w:rPr>
-      <w:rFonts w:asciiTheme="majorHAnsi" w:eastAsiaTheme="majorEastAsia" w:hAnsiTheme="majorHAnsi" w:cstheme="majorBidi"/>
-      <w:i/>
+      <w:rFonts w:ascii="Times New Roman" w:eastAsiaTheme="majorEastAsia" w:hAnsi="Times New Roman" w:cstheme="majorBidi"/>
+      <w:b/>
       <w:iCs/>
-      <w:color w:val="1F3763" w:themeColor="accent1" w:themeShade="7F"/>
     </w:rPr>
   </w:style>
   <w:style w:type="character" w:customStyle="1" w:styleId="Heading8Char">
@@ -20938,12 +20889,11 @@
     <w:basedOn w:val="DefaultParagraphFont"/>
     <w:link w:val="Heading8"/>
     <w:uiPriority w:val="9"/>
-    <w:rsid w:val="005043CB"/>
+    <w:rsid w:val="002D4362"/>
     <w:rPr>
-      <w:rFonts w:asciiTheme="majorHAnsi" w:eastAsiaTheme="majorEastAsia" w:hAnsiTheme="majorHAnsi" w:cstheme="majorBidi"/>
-      <w:color w:val="272727" w:themeColor="text1" w:themeTint="D8"/>
-      <w:sz w:val="21"/>
-      <w:szCs w:val="21"/>
+      <w:rFonts w:ascii="Times New Roman" w:eastAsiaTheme="majorEastAsia" w:hAnsi="Times New Roman" w:cstheme="majorBidi"/>
+      <w:b/>
+      <w:iCs/>
     </w:rPr>
   </w:style>
   <w:style w:type="character" w:customStyle="1" w:styleId="Heading9Char">
